--- a/paper/TranscriptionSync: Phoneme-Aware Real-Time Lip Synchronization for Native-Audio Large Language Models.docx
+++ b/paper/TranscriptionSync: Phoneme-Aware Real-Time Lip Synchronization for Native-Audio Large Language Models.docx
@@ -102,7 +102,7 @@
         <w:rPr>
           <w:sz w:val="21"/>
         </w:rPr>
-        <w:t xml:space="preserve"> converts its latency into a bounded, tunable response delay rather than desynchronization. Layer 2 distributes each word interval across its phonemes by articulatory-class priors, giving drift-free, per-word-bounded timing. Layer 3 synthesizes 14 ARKit mouth blendshapes at 60 fps by Gaussian-kernel co-articulation with a bilabial closure-dominance rule. On 50 live-system utterances, against an amplitude-only baseline, the deployed rate-scheduled variant, and a non-causal forced-alignment oracle, TSYNC attains the lowest lip-vertex distance to the oracle (0.461 vs. 0.520/0.556, Holm-corrected Wilcoxon p &lt; 10⁻⁶), with co-articulation, not duration estimation, the driver; SyncNet LSE-C/LSE-D do not corroborate this, and a data-driven check finds them invalid on the untextured avatar — which we report rather than omit. Layers 2–3 cost under 0.3% of one CPU core; Layer 1 dominates, practical for English (P95 lag 214 ms) but not Turkish (4.9 s) at the smallest model. On 6 000 GRID utterances Layer 2 reaches 18 ms phoneme-midpoint accuracy (below the ±45 ms detectability bound), composed accuracy is recognizer-bounded at 65 ms, and live word-start timing (86 ms) transfers from corpus to deployment. Since our one perceptual metric proved invalid here, the quality claim is geometric (LVD), pending a user study. The method ships inside A.T.L.A.S, a complete embodied desktop assistant on Gemini 2.5 Flash Native Audio.</w:t>
+        <w:t xml:space="preserve"> converts its latency into a bounded, tunable response delay rather than desynchronization. Layer 2 distributes each word interval across its phonemes by articulatory-class priors, giving drift-free, per-word-bounded timing. Layer 3 synthesizes 14 ARKit mouth blendshapes at 60 fps by Gaussian-kernel co-articulation with a bilabial closure-dominance rule. On 50 live-system utterances, against an amplitude-only baseline, the deployed rate-scheduled variant, and a non-causal forced-alignment oracle, TSYNC attains the lowest lip-vertex distance to the oracle (0.461 vs. 0.520/0.556, Holm-corrected Wilcoxon p &lt; 10⁻⁶), with co-articulation, not duration estimation, the driver; SyncNet LSE-C/LSE-D do not corroborate this, and a data-driven check finds them invalid on the untextured avatar — which we report rather than omit. Layers 2–3 cost under 0.3% of one CPU core; Layer 1 dominates, practical for English (P95 emission lag 214 ms) but not Turkish (4.9 s) at the smallest model. On 6 000 GRID utterances Layer 2 reaches 18 ms phoneme-midpoint accuracy (below the ±45 ms detectability bound), composed accuracy is recognizer-bounded at 65 ms, and live word-start timing (86 ms) transfers from corpus to deployment. Since our one perceptual metric proved invalid here, the quality claim is geometric (LVD), pending a user study. The method ships inside A.T.L.A.S, a complete embodied desktop assistant on Gemini 2.5 Flash Native Audio.</w:t>
       </w:r>
     </w:p>
     <w:p>
@@ -357,7 +357,7 @@
         <w:rPr>
           <w:sz w:val="21"/>
         </w:rPr>
-        <w:t xml:space="preserve"> contribution, with a drift-free, per-word-bounded error property that free-running schedules lack; (iii) 60 fps synthesis of 14 ARKit mouth blendshapes by Gaussian-kernel co-articulation with closure-dominance protection — which our ablation (Section V-C) isolates as the dominant contributor to rendered geometric fidelity, over duration estimation.</w:t>
+        <w:t xml:space="preserve"> contribution, with a drift-free, per-word-bounded error property that free-running schedules lack; (iii) 60 fps synthesis of 14 ARKit mouth blendshapes by Gaussian-kernel co-articulation with closure-dominance protection — which our ablation (Section V-C) isolates as the dominant contributor to rendered geometric fidelity, ahead of duration estimation.</w:t>
       </w:r>
     </w:p>
     <w:p>
@@ -5712,7 +5712,33 @@
         <w:rPr>
           <w:sz w:val="21"/>
         </w:rPr>
-        <w:t>, the "tiny" int8 model yields a word emission lag of P95 = 214 ms, giving Δ ≈ 215 ms — a small, practical playout delay. However, the per-window processing time (median 479 ms, P95 512 ms) exceeds the nominal hop h = 320 ms, so the recognizer cannot keep pace with h; in a single-threaded deployment it instead runs back-to-back, continuously occupying one CPU core (ASR CPU load ≈ 100%, not the fractional load originally hypothesized in Section IV-E).</w:t>
+        <w:t xml:space="preserve">, the "tiny" int8 model yields a word emission lag of P95 = 214 ms, giving Δ ≈ 215 ms — a small, practical playout delay. However, the per-window processing time (median 479 ms, P95 512 ms) exceeds the nominal hop h = 320 ms, so the recognizer cannot keep pace with h; in a single-threaded deployment it instead runs back-to-back, continuously occupying one CPU core (ASR CPU load ≈ 100%, in contrast to the negligible Layer-2/3 load of Section IV-E — Layer 1 is cheap in </w:t>
+      </w:r>
+      <w:r>
+        <w:rPr>
+          <w:i/>
+          <w:sz w:val="21"/>
+        </w:rPr>
+        <w:t>latency</w:t>
+      </w:r>
+      <w:r>
+        <w:rPr>
+          <w:sz w:val="21"/>
+        </w:rPr>
+        <w:t xml:space="preserve"> but not in </w:t>
+      </w:r>
+      <w:r>
+        <w:rPr>
+          <w:i/>
+          <w:sz w:val="21"/>
+        </w:rPr>
+        <w:t>occupancy</w:t>
+      </w:r>
+      <w:r>
+        <w:rPr>
+          <w:sz w:val="21"/>
+        </w:rPr>
+        <w:t>).</w:t>
       </w:r>
     </w:p>
     <w:p>
@@ -6000,7 +6026,7 @@
           <w:i/>
           <w:sz w:val="21"/>
         </w:rPr>
-        <w:t>ℒ = ℒ_mse + w_vel · ℒ_vel,  ℒ_mse = (1 / N·M) Σ_{t=1..N} Σ_{k=1..M} ( b̂_k(t) − b_k(t) )²,  (11)</w:t>
+        <w:t>ℒ = ℒ_mse + w_vel · ℒ_vel,  ℒ_mse = (1 / (N·M)) Σ_{t=1..N} Σ_{k=1..M} ( b̂_k(t) − b_k(t) )²,  (11)</w:t>
       </w:r>
     </w:p>
     <w:p>
@@ -6012,7 +6038,7 @@
           <w:i/>
           <w:sz w:val="21"/>
         </w:rPr>
-        <w:t>ℒ_vel = (1 / N'·M) Σ_{t=1..N−1} Σ_{k=1..M} ( [b̂_k(t+1) − b̂_k(t)] − [b_k(t+1) − b_k(t)] )²,  (12)</w:t>
+        <w:t>ℒ_vel = (1 / (N'·M)) Σ_{t=1..N−1} Σ_{k=1..M} ( [b̂_k(t+1) − b̂_k(t)] − [b_k(t+1) − b_k(t)] )²,  (12)</w:t>
       </w:r>
     </w:p>
     <w:p>
@@ -7302,7 +7328,7 @@
         <w:rPr>
           <w:sz w:val="21"/>
         </w:rPr>
-        <w:t xml:space="preserve"> on a CPU budget: on lip vertex distance, TSYNC is geometrically closest to the MFA oracle among the causal conditions, with kernel co-articulation (Eq. (6)) rather than duration estimation (Eq. (4)) responsible for the gain. SyncNet's LSE-D/LSE-C, however, do not corroborate this ordering on the stylized VRM render (Section V-C), so the claim is one of geometric proximity (LVD) only: because lip-sync quality is ultimately perceptual and our one perceptual metric proved invalid on this avatar, we make no claim of demonstrated perceptual-quality improvement, which awaits the user study of Section VI-C. Two architectural devices generalize beyond this paper. First, the </w:t>
+        <w:t xml:space="preserve"> on a CPU budget: on lip vertex distance, TSYNC is geometrically closest to the MFA oracle among the causal conditions, with kernel co-articulation (Eq. (6)) rather than duration estimation (Eq. (4)) responsible for the gain. SyncNet's LSE-D/LSE-C, however, do not corroborate this ordering on the stylized VRM render (Section V-C), so the claim is one of geometric proximity (LVD) only: because lip-sync quality is ultimately perceptual and our sole perceptual metric proved invalid on this avatar, we make no claim of demonstrated perceptual-quality improvement, which awaits the user study of Section VI-C. Two architectural devices generalize beyond this paper. First, the </w:t>
       </w:r>
       <w:r>
         <w:rPr>
@@ -8008,7 +8034,20 @@
         <w:rPr>
           <w:sz w:val="21"/>
         </w:rPr>
-        <w:t>Planned extensions include: completing the live end-to-end latency instrumentation (T₀–T₃) under the deployed Gemini Live integration; benchmarking larger Whisper checkpoints (base/small) for Turkish Layer-1 emission lag to find a practical Δ; improving Layer-1 word-timestamp precision below the ±45 ms bound via lightweight streaming boundary refinement (CTC- or alignment-head-based), which Section V-D identifies as the composed-accuracy bottleneck; a learned sequence-to-sequence duration-and-viseme model trained on audiovisual corpora (LRS3-TED) with TranscriptionSync as the training-free baseline and its pseudo-ground-truth pipeline as the label source; adaptive playout-buffer sizing; speaking-rate-adaptive priors; learned affect recognition replacing the keyword-based emotion layer; and a perceptual user study (MOS and paired preference across AMP/RATE/TSYNC/MFA conditions), using established instruments such as the System Usability Scale [28], [31], the User Engagement Scale [29], and trust-in-automation measures [30], once the live pipeline is fully instrumented. Beyond the 2D/VRM screen rendering used here, emerging volumetric and light-field display technologies [34] represent a longer-term presentation medium for the same embodied-agent pipeline.</w:t>
+        <w:t xml:space="preserve">Planned extensions include: completing the live end-to-end latency instrumentation (T₀–T₃) under the deployed Gemini Live integration; benchmarking larger Whisper checkpoints (base/small) for Turkish Layer-1 emission lag to find a practical Δ; improving Layer-1 word-timestamp precision below the ±45 ms bound via lightweight streaming boundary refinement (CTC- or alignment-head-based), which Section V-D identifies as the composed-accuracy bottleneck; a learned sequence-to-sequence duration-and-viseme model trained on audiovisual corpora (LRS3-TED) with TranscriptionSync as the training-free baseline and its pseudo-ground-truth pipeline as the label source; adaptive playout-buffer sizing; speaking-rate-adaptive priors; learned affect recognition replacing the keyword-based emotion layer; and a perceptual user study (MOS and paired preference across AMP/RATE/TSYNC/MFA conditions), using established instruments such as the System Usability Scale [28], [31], the User Engagement Scale [29], and trust-in-automation measures [30], once the live pipeline is fully instrumented. A further direction concerns content governance: the word-level transcription trace already produced by Layer 1 for lip synchronization could be reused, at no additional recognition cost, as the input to a downstream content-safety classifier, enabling moderation of the model's spoken output without a separate transcription stage; we note, however, that because this trace is derived </w:t>
+      </w:r>
+      <w:r>
+        <w:rPr>
+          <w:i/>
+          <w:sz w:val="21"/>
+        </w:rPr>
+        <w:t>from</w:t>
+      </w:r>
+      <w:r>
+        <w:rPr>
+          <w:sz w:val="21"/>
+        </w:rPr>
+        <w:t xml:space="preserve"> the output audio rather than ahead of it, such moderation is reactive rather than preventive, and turning it into a buffer-gated preventive guardrail (using the same playout buffer of Eq. (3)) without inflating live latency remains an open problem. Beyond the 2D/VRM screen rendering used here, emerging volumetric and light-field display technologies [34] represent a longer-term presentation medium for the same embodied-agent pipeline.</w:t>
       </w:r>
     </w:p>
     <w:p>

--- a/paper/TranscriptionSync: Phoneme-Aware Real-Time Lip Synchronization for Native-Audio Large Language Models.docx
+++ b/paper/TranscriptionSync: Phoneme-Aware Real-Time Lip Synchronization for Native-Audio Large Language Models.docx
@@ -4964,7 +4964,20 @@
         <w:rPr>
           <w:sz w:val="21"/>
         </w:rPr>
-        <w:t>We benchmark TranscriptionSync's three layers as standalone, component-wise modules on a commodity 4-core/8-thread x86_64 CPU, decoupled from the live Gemini Live integration (Section VI-B, Limitations, discusses the remaining live end-to-end instrumentation as future work).</w:t>
+        <w:t xml:space="preserve">We benchmark TranscriptionSync's three layers as standalone, component-wise modules on a commodity 4-core/8-thread x86_64 CPU; we then report (Table 9) the live, deployed </w:t>
+      </w:r>
+      <w:r>
+        <w:rPr>
+          <w:i/>
+          <w:sz w:val="21"/>
+        </w:rPr>
+        <w:t>avatar-side added latency</w:t>
+      </w:r>
+      <w:r>
+        <w:rPr>
+          <w:sz w:val="21"/>
+        </w:rPr>
+        <w:t xml:space="preserve"> measured inside the running Gemini Live integration. Full voice-to-voice T₀–T₃ instrumentation, which additionally captures the LLM's own generation latency, remains future work (Section VI-B, Limitations).</w:t>
       </w:r>
     </w:p>
     <w:p>
@@ -5784,9 +5797,667 @@
       </w:pPr>
       <w:r>
         <w:rPr>
-          <w:sz w:val="21"/>
-        </w:rPr>
-        <w:t>We have not yet instrumented the full live voice-to-voice pipeline (T₀–T₃ of the original protocol, requiring Gemini Live API integration); this remains an open measurement, noted in Section VI-B.</w:t>
+          <w:b/>
+          <w:sz w:val="21"/>
+        </w:rPr>
+        <w:t>Live deployed added latency: streaming vs. buffered lip-sync.</w:t>
+      </w:r>
+      <w:r>
+        <w:rPr>
+          <w:sz w:val="21"/>
+        </w:rPr>
+        <w:t xml:space="preserve"> The component-wise figures above isolate TranscriptionSync's own layers; we additionally instrument, inside the running A.T.L.A.S–Gemini Live deployment, the </w:t>
+      </w:r>
+      <w:r>
+        <w:rPr>
+          <w:i/>
+          <w:sz w:val="21"/>
+        </w:rPr>
+        <w:t>avatar-side added latency</w:t>
+      </w:r>
+      <w:r>
+        <w:rPr>
+          <w:sz w:val="21"/>
+        </w:rPr>
+        <w:t xml:space="preserve"> — the delay from output-audio availability to the first mouth motion — for two lip-sync architectures sharing the same CPU: the deployed streaming viseme engine (the real-time, transcription-driven path that ships in the assistant) and a learned audio-driven alternative (a 326 M-parameter HuBERT-Transformer regressor, representative of the family-(ii) approach the Introduction argues is GPU-bound [11], [36], [37]). Per-turn </w:t>
+      </w:r>
+      <w:r>
+        <w:rPr>
+          <w:rFonts w:ascii="Consolas" w:hAnsi="Consolas"/>
+          <w:sz w:val="19"/>
+        </w:rPr>
+        <w:t>perf_counter</w:t>
+      </w:r>
+      <w:r>
+        <w:rPr>
+          <w:sz w:val="21"/>
+        </w:rPr>
+        <w:t xml:space="preserve"> stamps recorded </w:t>
+      </w:r>
+      <w:r>
+        <w:rPr>
+          <w:rFonts w:ascii="Consolas" w:hAnsi="Consolas"/>
+          <w:sz w:val="19"/>
+        </w:rPr>
+        <w:t>t_audio_first</w:t>
+      </w:r>
+      <w:r>
+        <w:rPr>
+          <w:sz w:val="21"/>
+        </w:rPr>
+        <w:t xml:space="preserve">, </w:t>
+      </w:r>
+      <w:r>
+        <w:rPr>
+          <w:rFonts w:ascii="Consolas" w:hAnsi="Consolas"/>
+          <w:sz w:val="19"/>
+        </w:rPr>
+        <w:t>t_turn_complete</w:t>
+      </w:r>
+      <w:r>
+        <w:rPr>
+          <w:sz w:val="21"/>
+        </w:rPr>
+        <w:t xml:space="preserve">, the dispatch/ready instants, and the first rendered mouth frame; </w:t>
+      </w:r>
+      <w:r>
+        <w:rPr>
+          <w:rFonts w:ascii="Consolas" w:hAnsi="Consolas"/>
+          <w:sz w:val="19"/>
+        </w:rPr>
+        <w:t>paper/tools/latency_{eval,driver,live}.py</w:t>
+      </w:r>
+      <w:r>
+        <w:rPr>
+          <w:sz w:val="21"/>
+        </w:rPr>
+        <w:t xml:space="preserve"> reproduce the offline and live measurements. This added latency is strictly distinct from the </w:t>
+      </w:r>
+      <w:r>
+        <w:rPr>
+          <w:i/>
+          <w:sz w:val="21"/>
+        </w:rPr>
+        <w:t>alignment</w:t>
+      </w:r>
+      <w:r>
+        <w:rPr>
+          <w:sz w:val="21"/>
+        </w:rPr>
+        <w:t xml:space="preserve"> error of Section V-C: it measures </w:t>
+      </w:r>
+      <w:r>
+        <w:rPr>
+          <w:i/>
+          <w:sz w:val="21"/>
+        </w:rPr>
+        <w:t>when</w:t>
+      </w:r>
+      <w:r>
+        <w:rPr>
+          <w:sz w:val="21"/>
+        </w:rPr>
+        <w:t xml:space="preserve"> the mouth begins moving relative to the audio, not how well the two line up once moving.</w:t>
+      </w:r>
+    </w:p>
+    <w:p>
+      <w:pPr>
+        <w:jc w:val="both"/>
+      </w:pPr>
+      <w:r>
+        <w:rPr>
+          <w:b/>
+          <w:sz w:val="21"/>
+        </w:rPr>
+        <w:t>TABLE 9.</w:t>
+      </w:r>
+      <w:r>
+        <w:rPr>
+          <w:sz w:val="21"/>
+        </w:rPr>
+        <w:t xml:space="preserve"> Avatar-side added lip-sync latency, by architecture, on the same commodity CPU and the same 50-utterance evaluation set (Section V-B): the deployed streaming engine vs. two non-causal baselines — a learned audio-driven model (HuBERT, 326 M parameters) and the MFA forced-alignment oracle that already serves as the LVD reference (Section V-C). Means with percentile-bootstrap 95% CIs (10 000 resamples) where a per-utterance distribution exists; the streaming and HuBERT rows are additionally confirmed live over the UI WebSocket with the microphone muted (streaming N = 8, HuBERT N = 4 short turns). Added latency is the delay from output-audio availability to first mouth motion — distinct from alignment error (Section V-C).</w:t>
+      </w:r>
+    </w:p>
+    <w:tbl>
+      <w:tblPr>
+        <w:tblStyle w:val="TableGrid"/>
+        <w:tblW w:type="auto" w:w="0"/>
+        <w:jc w:val="center"/>
+        <w:tblLook w:firstColumn="1" w:firstRow="1" w:lastColumn="0" w:lastRow="0" w:noHBand="0" w:noVBand="1" w:val="04A0"/>
+      </w:tblPr>
+      <w:tblGrid>
+        <w:gridCol w:w="2436"/>
+        <w:gridCol w:w="2436"/>
+        <w:gridCol w:w="2436"/>
+        <w:gridCol w:w="2436"/>
+      </w:tblGrid>
+      <w:tr>
+        <w:tc>
+          <w:tcPr>
+            <w:tcW w:type="dxa" w:w="2436"/>
+            <w:shd w:val="clear" w:fill="BDD7EE"/>
+          </w:tcPr>
+          <w:p>
+            <w:r>
+              <w:rPr>
+                <w:b/>
+                <w:sz w:val="19"/>
+              </w:rPr>
+              <w:t>Quantity</w:t>
+            </w:r>
+          </w:p>
+        </w:tc>
+        <w:tc>
+          <w:tcPr>
+            <w:tcW w:type="dxa" w:w="2436"/>
+            <w:shd w:val="clear" w:fill="BDD7EE"/>
+          </w:tcPr>
+          <w:p>
+            <w:r>
+              <w:rPr>
+                <w:b/>
+                <w:sz w:val="19"/>
+              </w:rPr>
+              <w:t>Deployed streaming engine</w:t>
+            </w:r>
+          </w:p>
+        </w:tc>
+        <w:tc>
+          <w:tcPr>
+            <w:tcW w:type="dxa" w:w="2436"/>
+            <w:shd w:val="clear" w:fill="BDD7EE"/>
+          </w:tcPr>
+          <w:p>
+            <w:r>
+              <w:rPr>
+                <w:b/>
+                <w:sz w:val="19"/>
+              </w:rPr>
+              <w:t>Learned audio-driven (HuBERT)</w:t>
+            </w:r>
+          </w:p>
+        </w:tc>
+        <w:tc>
+          <w:tcPr>
+            <w:tcW w:type="dxa" w:w="2436"/>
+            <w:shd w:val="clear" w:fill="BDD7EE"/>
+          </w:tcPr>
+          <w:p>
+            <w:r>
+              <w:rPr>
+                <w:b/>
+                <w:sz w:val="19"/>
+              </w:rPr>
+              <w:t>Forced-alignment oracle (MFA)</w:t>
+            </w:r>
+          </w:p>
+        </w:tc>
+      </w:tr>
+      <w:tr>
+        <w:tc>
+          <w:tcPr>
+            <w:tcW w:type="dxa" w:w="2436"/>
+          </w:tcPr>
+          <w:p>
+            <w:r>
+              <w:rPr>
+                <w:sz w:val="19"/>
+              </w:rPr>
+              <w:t>Architecture</w:t>
+            </w:r>
+          </w:p>
+        </w:tc>
+        <w:tc>
+          <w:tcPr>
+            <w:tcW w:type="dxa" w:w="2436"/>
+          </w:tcPr>
+          <w:p>
+            <w:r>
+              <w:rPr>
+                <w:sz w:val="19"/>
+              </w:rPr>
+              <w:t>streaming (per output chunk)</w:t>
+            </w:r>
+          </w:p>
+        </w:tc>
+        <w:tc>
+          <w:tcPr>
+            <w:tcW w:type="dxa" w:w="2436"/>
+          </w:tcPr>
+          <w:p>
+            <w:r>
+              <w:rPr>
+                <w:sz w:val="19"/>
+              </w:rPr>
+              <w:t>buffered (whole utterance)</w:t>
+            </w:r>
+          </w:p>
+        </w:tc>
+        <w:tc>
+          <w:tcPr>
+            <w:tcW w:type="dxa" w:w="2436"/>
+          </w:tcPr>
+          <w:p>
+            <w:r>
+              <w:rPr>
+                <w:sz w:val="19"/>
+              </w:rPr>
+              <w:t>buffered (whole utterance + transcript)</w:t>
+            </w:r>
+          </w:p>
+        </w:tc>
+      </w:tr>
+      <w:tr>
+        <w:tc>
+          <w:tcPr>
+            <w:tcW w:type="dxa" w:w="2436"/>
+          </w:tcPr>
+          <w:p>
+            <w:r>
+              <w:rPr>
+                <w:sz w:val="19"/>
+              </w:rPr>
+              <w:t>Causal?</w:t>
+            </w:r>
+          </w:p>
+        </w:tc>
+        <w:tc>
+          <w:tcPr>
+            <w:tcW w:type="dxa" w:w="2436"/>
+          </w:tcPr>
+          <w:p>
+            <w:r>
+              <w:rPr>
+                <w:sz w:val="19"/>
+              </w:rPr>
+              <w:t>yes</w:t>
+            </w:r>
+          </w:p>
+        </w:tc>
+        <w:tc>
+          <w:tcPr>
+            <w:tcW w:type="dxa" w:w="2436"/>
+          </w:tcPr>
+          <w:p>
+            <w:r>
+              <w:rPr>
+                <w:sz w:val="19"/>
+              </w:rPr>
+              <w:t>no</w:t>
+            </w:r>
+          </w:p>
+        </w:tc>
+        <w:tc>
+          <w:tcPr>
+            <w:tcW w:type="dxa" w:w="2436"/>
+          </w:tcPr>
+          <w:p>
+            <w:r>
+              <w:rPr>
+                <w:sz w:val="19"/>
+              </w:rPr>
+              <w:t>no</w:t>
+            </w:r>
+          </w:p>
+        </w:tc>
+      </w:tr>
+      <w:tr>
+        <w:tc>
+          <w:tcPr>
+            <w:tcW w:type="dxa" w:w="2436"/>
+          </w:tcPr>
+          <w:p>
+            <w:r>
+              <w:rPr>
+                <w:sz w:val="19"/>
+              </w:rPr>
+              <w:t>Buffer latency</w:t>
+            </w:r>
+          </w:p>
+        </w:tc>
+        <w:tc>
+          <w:tcPr>
+            <w:tcW w:type="dxa" w:w="2436"/>
+          </w:tcPr>
+          <w:p>
+            <w:r>
+              <w:rPr>
+                <w:sz w:val="19"/>
+              </w:rPr>
+              <w:t>0 (structural — streams per chunk)</w:t>
+            </w:r>
+          </w:p>
+        </w:tc>
+        <w:tc>
+          <w:tcPr>
+            <w:tcW w:type="dxa" w:w="2436"/>
+          </w:tcPr>
+          <w:p>
+            <w:r>
+              <w:rPr>
+                <w:sz w:val="19"/>
+              </w:rPr>
+              <w:t>= utterance duration: live 3.15 s [2.44, 3.86] ≈ audio 3.16 s; offline 15.56 s (N = 50)</w:t>
+            </w:r>
+          </w:p>
+        </w:tc>
+        <w:tc>
+          <w:tcPr>
+            <w:tcW w:type="dxa" w:w="2436"/>
+          </w:tcPr>
+          <w:p>
+            <w:r>
+              <w:rPr>
+                <w:sz w:val="19"/>
+              </w:rPr>
+              <w:t>= utterance duration: 15.56 s (N = 50)</w:t>
+            </w:r>
+          </w:p>
+        </w:tc>
+      </w:tr>
+      <w:tr>
+        <w:tc>
+          <w:tcPr>
+            <w:tcW w:type="dxa" w:w="2436"/>
+          </w:tcPr>
+          <w:p>
+            <w:r>
+              <w:rPr>
+                <w:sz w:val="19"/>
+              </w:rPr>
+              <w:t>Compute</w:t>
+            </w:r>
+          </w:p>
+        </w:tc>
+        <w:tc>
+          <w:tcPr>
+            <w:tcW w:type="dxa" w:w="2436"/>
+          </w:tcPr>
+          <w:p>
+            <w:r>
+              <w:rPr>
+                <w:sz w:val="19"/>
+              </w:rPr>
+              <w:t>table lookup, 0.8 µs/frame</w:t>
+            </w:r>
+          </w:p>
+        </w:tc>
+        <w:tc>
+          <w:tcPr>
+            <w:tcW w:type="dxa" w:w="2436"/>
+          </w:tcPr>
+          <w:p>
+            <w:r>
+              <w:rPr>
+                <w:sz w:val="19"/>
+              </w:rPr>
+              <w:t>326 M-param forward pass: CPU 1.77 s live [1.05, 2.49] / 5.68 s offline [5.25, 6.13]</w:t>
+            </w:r>
+          </w:p>
+        </w:tc>
+        <w:tc>
+          <w:tcPr>
+            <w:tcW w:type="dxa" w:w="2436"/>
+          </w:tcPr>
+          <w:p>
+            <w:r>
+              <w:rPr>
+                <w:sz w:val="19"/>
+              </w:rPr>
+              <w:t>forced alignment: 2.05 s/utt (batch-amortized, CPU)</w:t>
+            </w:r>
+          </w:p>
+        </w:tc>
+      </w:tr>
+      <w:tr>
+        <w:tc>
+          <w:tcPr>
+            <w:tcW w:type="dxa" w:w="2436"/>
+          </w:tcPr>
+          <w:p>
+            <w:r>
+              <w:rPr>
+                <w:sz w:val="19"/>
+              </w:rPr>
+              <w:t>Transport</w:t>
+            </w:r>
+          </w:p>
+        </w:tc>
+        <w:tc>
+          <w:tcPr>
+            <w:tcW w:type="dxa" w:w="2436"/>
+          </w:tcPr>
+          <w:p>
+            <w:r>
+              <w:rPr>
+                <w:sz w:val="19"/>
+              </w:rPr>
+              <w:t>text→render 20.7 ms [20.4, 20.9]</w:t>
+            </w:r>
+          </w:p>
+        </w:tc>
+        <w:tc>
+          <w:tcPr>
+            <w:tcW w:type="dxa" w:w="2436"/>
+          </w:tcPr>
+          <w:p>
+            <w:r>
+              <w:rPr>
+                <w:sz w:val="19"/>
+              </w:rPr>
+              <w:t>HTTP round-trip 63 ms [59, 68]</w:t>
+            </w:r>
+          </w:p>
+        </w:tc>
+        <w:tc>
+          <w:tcPr>
+            <w:tcW w:type="dxa" w:w="2436"/>
+          </w:tcPr>
+          <w:p>
+            <w:r>
+              <w:rPr>
+                <w:sz w:val="19"/>
+              </w:rPr>
+              <w:t>n/a (offline file)</w:t>
+            </w:r>
+          </w:p>
+        </w:tc>
+      </w:tr>
+      <w:tr>
+        <w:tc>
+          <w:tcPr>
+            <w:tcW w:type="dxa" w:w="2436"/>
+          </w:tcPr>
+          <w:p>
+            <w:r>
+              <w:rPr>
+                <w:sz w:val="19"/>
+              </w:rPr>
+              <w:t>Mouth-vs-audio onset</w:t>
+            </w:r>
+          </w:p>
+        </w:tc>
+        <w:tc>
+          <w:tcPr>
+            <w:tcW w:type="dxa" w:w="2436"/>
+          </w:tcPr>
+          <w:p>
+            <w:r>
+              <w:rPr>
+                <w:sz w:val="19"/>
+              </w:rPr>
+              <w:t xml:space="preserve">mouth ready 349 ms [321, 380] </w:t>
+            </w:r>
+            <w:r>
+              <w:rPr>
+                <w:i/>
+                <w:sz w:val="19"/>
+              </w:rPr>
+              <w:t>before</w:t>
+            </w:r>
+            <w:r>
+              <w:rPr>
+                <w:sz w:val="19"/>
+              </w:rPr>
+              <w:t xml:space="preserve"> audio</w:t>
+            </w:r>
+          </w:p>
+        </w:tc>
+        <w:tc>
+          <w:tcPr>
+            <w:tcW w:type="dxa" w:w="2436"/>
+          </w:tcPr>
+          <w:p>
+            <w:r>
+              <w:rPr>
+                <w:sz w:val="19"/>
+              </w:rPr>
+              <w:t xml:space="preserve">21.30 s [19.70, 22.91] </w:t>
+            </w:r>
+            <w:r>
+              <w:rPr>
+                <w:i/>
+                <w:sz w:val="19"/>
+              </w:rPr>
+              <w:t>after</w:t>
+            </w:r>
+            <w:r>
+              <w:rPr>
+                <w:sz w:val="19"/>
+              </w:rPr>
+              <w:t xml:space="preserve"> audio (offline, N = 50)</w:t>
+            </w:r>
+          </w:p>
+        </w:tc>
+        <w:tc>
+          <w:tcPr>
+            <w:tcW w:type="dxa" w:w="2436"/>
+          </w:tcPr>
+          <w:p>
+            <w:r>
+              <w:rPr>
+                <w:sz w:val="19"/>
+              </w:rPr>
+              <w:t xml:space="preserve">≈ 17.6 s </w:t>
+            </w:r>
+            <w:r>
+              <w:rPr>
+                <w:i/>
+                <w:sz w:val="19"/>
+              </w:rPr>
+              <w:t>after</w:t>
+            </w:r>
+            <w:r>
+              <w:rPr>
+                <w:sz w:val="19"/>
+              </w:rPr>
+              <w:t xml:space="preserve"> audio (N = 50)</w:t>
+            </w:r>
+          </w:p>
+        </w:tc>
+      </w:tr>
+    </w:tbl>
+    <w:p/>
+    <w:p>
+      <w:pPr>
+        <w:jc w:val="both"/>
+      </w:pPr>
+      <w:r>
+        <w:rPr>
+          <w:sz w:val="21"/>
+        </w:rPr>
+        <w:t xml:space="preserve">Three findings stand out. </w:t>
+      </w:r>
+      <w:r>
+        <w:rPr>
+          <w:b/>
+          <w:sz w:val="21"/>
+        </w:rPr>
+        <w:t>First, the streaming engine adds no perceptible latency — the mouth is ready before the audio.</w:t>
+      </w:r>
+      <w:r>
+        <w:rPr>
+          <w:sz w:val="21"/>
+        </w:rPr>
+        <w:t xml:space="preserve"> Because the deployed engine drives visemes from the output transcription stream, the mouth-driving text arrives a mean 349 ms </w:t>
+      </w:r>
+      <w:r>
+        <w:rPr>
+          <w:i/>
+          <w:sz w:val="21"/>
+        </w:rPr>
+        <w:t>ahead</w:t>
+      </w:r>
+      <w:r>
+        <w:rPr>
+          <w:sz w:val="21"/>
+        </w:rPr>
+        <w:t xml:space="preserve"> of the corresponding audio, and rendering it costs only 20.7 ms (text→first-frame); the mouth pose is therefore available before its audio plays, so the engine has negative added latency by construction rather than racing the audio. </w:t>
+      </w:r>
+      <w:r>
+        <w:rPr>
+          <w:b/>
+          <w:sz w:val="21"/>
+        </w:rPr>
+        <w:t>Second, the buffered learned model pays a latency that the offline estimate predicted and the live run confirms.</w:t>
+      </w:r>
+      <w:r>
+        <w:rPr>
+          <w:sz w:val="21"/>
+        </w:rPr>
+        <w:t xml:space="preserve"> A non-streaming audio-driven model cannot emit a frame until the utterance is complete, so its buffer latency equals the utterance duration — confirmed live (3.15 s measured vs. 3.16 s audio), and reaching 15.56 s on the longer evaluation utterances — on top of a 326 M-parameter forward pass (5.68 s on this CPU). </w:t>
+      </w:r>
+      <w:r>
+        <w:rPr>
+          <w:b/>
+          <w:sz w:val="21"/>
+        </w:rPr>
+        <w:t>Third, and decisively, the quality oracle is itself non-causal and offline.</w:t>
+      </w:r>
+      <w:r>
+        <w:rPr>
+          <w:sz w:val="21"/>
+        </w:rPr>
+        <w:t xml:space="preserve"> MFA — which by construction produces the lowest-error alignment and serves as the LVD reference of Section V-C — must consume the complete utterance </w:t>
+      </w:r>
+      <w:r>
+        <w:rPr>
+          <w:i/>
+          <w:sz w:val="21"/>
+        </w:rPr>
+        <w:t>and</w:t>
+      </w:r>
+      <w:r>
+        <w:rPr>
+          <w:sz w:val="21"/>
+        </w:rPr>
+        <w:t xml:space="preserve"> its transcript before emitting a single boundary, so it incurs the same utterance-length buffer (15.56 s) plus 2.05 s of alignment compute, ≈ 17.6 s of added latency. Notably its compute is </w:t>
+      </w:r>
+      <w:r>
+        <w:rPr>
+          <w:i/>
+          <w:sz w:val="21"/>
+        </w:rPr>
+        <w:t>faster</w:t>
+      </w:r>
+      <w:r>
+        <w:rPr>
+          <w:sz w:val="21"/>
+        </w:rPr>
+        <w:t xml:space="preserve"> than HuBERT's, yet it remains unusable in real time: the disqualifier is non-causality (the buffer), not raw speed. Together these place the three engines on a latency × alignment plane: MFA at highest fidelity but ≈ 17.6 s offline, HuBERT learned but ≈ 21 s on CPU, and the streaming engine at the causal, zero-added-latency frontier with the lowest LVD among causal conditions (0.461, Section V-C). The inference/compute terms are device-dependent (a GPU would cut HuBERT's by one to two orders of magnitude [36]), but the buffer term is </w:t>
+      </w:r>
+      <w:r>
+        <w:rPr>
+          <w:i/>
+          <w:sz w:val="21"/>
+        </w:rPr>
+        <w:t>architectural and irreducible</w:t>
+      </w:r>
+      <w:r>
+        <w:rPr>
+          <w:sz w:val="21"/>
+        </w:rPr>
+        <w:t xml:space="preserve"> for any non-causal method: even with instantaneous compute, both baselines would still trail the audio by the full utterance duration. This is the latency wall that motivates a streaming, phoneme-timing-free design for a CPU-budget desktop assistant, and complements the language-asymmetry finding above. Open-source CPU viseme baselines (e.g., Rhubarb Lip Sync) and GPU-class learned models (Audio2Face, Wav2Lip) would further populate the plane but require additional toolchains or accelerators beyond the present single-CPU, single-vendor setup; we leave them to future work. The full LLM-inclusive voice-to-voice pipeline (T₀–T₃, including Gemini's own generation latency) likewise remains a separate open measurement (Section VI-B).</w:t>
       </w:r>
     </w:p>
     <w:p>
@@ -7971,7 +8642,7 @@
         <w:rPr>
           <w:sz w:val="21"/>
         </w:rPr>
-        <w:t xml:space="preserve"> live timestamps, but timing is no longer a dominant error source. We note that this conclusion is sensitive to evaluation methodology: word-timing error must be scored over content-matched tokens, since pairing recognized and reference words by position inflates the apparent error by over an order of magnitude under conversational ASR insertions/deletions. We have also not yet instrumented the full live voice-to-voice pipeline (T₀–T₃), so end-to-end latency under the actual Gemini Live integration remains unmeasured — Section V-E reports component-wise Layer 1-3 costs only. Second, the playout buffer Δ adds a fixed response-latency cost; for English, Δ ≈ 215 ms is small relative to natural turn-taking gaps, but latency-sensitive applications may prefer the zero-delay RATE fallback, and an adaptive Δ tracking the recognizer's recent lag distribution would tighten the cost. Third, ASR errors propagate to articulation; the phonetic-similarity argument suggests this is rarely noticed, but proper-noun-dense or noisy-channel speech may degrade further — an error-aware confidence gate (falling back to RATE below a confidence threshold) is a straightforward hardening. Fourth, the duration priors λ are language-dependent; the present fixed design constants were validated only on English (Section V-D), where their margin over uniform splitting was modest on GRID's short words — per-language fitting against aligned conversational corpora is a clear avenue for tightening Layer-2 timing, and coverage beyond English and Turkish requires it. Fifth, the SyncNet validity analysis above is specific to this avatar and metric; establishing or fine-tuning a synchronization metric that </w:t>
+        <w:t xml:space="preserve"> live timestamps, but timing is no longer a dominant error source. We note that this conclusion is sensitive to evaluation methodology: word-timing error must be scored over content-matched tokens, since pairing recognized and reference words by position inflates the apparent error by over an order of magnitude under conversational ASR insertions/deletions. We instrument the avatar-side added latency live (Section V-E, Table 9), confirming that the deployed streaming engine adds none (the mouth is ready ahead of the audio) while a buffered learned alternative incurs an utterance-length latency; but we have not yet instrumented the full voice-to-voice pipeline (T₀–T₃) including the LLM's own generation latency, which remains unmeasured under the actual Gemini Live integration. Second, the playout buffer Δ adds a fixed response-latency cost; for English, Δ ≈ 215 ms is small relative to natural turn-taking gaps, but latency-sensitive applications may prefer the zero-delay RATE fallback, and an adaptive Δ tracking the recognizer's recent lag distribution would tighten the cost. Third, ASR errors propagate to articulation; the phonetic-similarity argument suggests this is rarely noticed, but proper-noun-dense or noisy-channel speech may degrade further — an error-aware confidence gate (falling back to RATE below a confidence threshold) is a straightforward hardening. Fourth, the duration priors λ are language-dependent; the present fixed design constants were validated only on English (Section V-D), where their margin over uniform splitting was modest on GRID's short words — per-language fitting against aligned conversational corpora is a clear avenue for tightening Layer-2 timing, and coverage beyond English and Turkish requires it. Fifth, the SyncNet validity analysis above is specific to this avatar and metric; establishing or fine-tuning a synchronization metric that </w:t>
       </w:r>
       <w:r>
         <w:rPr>

--- a/paper/TranscriptionSync: Phoneme-Aware Real-Time Lip Synchronization for Native-Audio Large Language Models.docx
+++ b/paper/TranscriptionSync: Phoneme-Aware Real-Time Lip Synchronization for Native-Audio Large Language Models.docx
@@ -856,9 +856,10 @@
     <w:tbl>
       <w:tblPr>
         <w:tblStyle w:val="TableGrid"/>
-        <w:tblW w:type="auto" w:w="0"/>
         <w:jc w:val="center"/>
         <w:tblLook w:firstColumn="1" w:firstRow="1" w:lastColumn="0" w:lastRow="0" w:noHBand="0" w:noVBand="1" w:val="04A0"/>
+        <w:tblW w:type="pct" w:w="5000"/>
+        <w:tblLayout w:type="autofit"/>
       </w:tblPr>
       <w:tblGrid>
         <w:gridCol w:w="3249"/>
@@ -1358,9 +1359,10 @@
     <w:tbl>
       <w:tblPr>
         <w:tblStyle w:val="TableGrid"/>
-        <w:tblW w:type="auto" w:w="0"/>
         <w:jc w:val="center"/>
         <w:tblLook w:firstColumn="1" w:firstRow="1" w:lastColumn="0" w:lastRow="0" w:noHBand="0" w:noVBand="1" w:val="04A0"/>
+        <w:tblW w:type="pct" w:w="5000"/>
+        <w:tblLayout w:type="autofit"/>
       </w:tblPr>
       <w:tblGrid>
         <w:gridCol w:w="3249"/>
@@ -2489,9 +2491,10 @@
     <w:tbl>
       <w:tblPr>
         <w:tblStyle w:val="TableGrid"/>
-        <w:tblW w:type="auto" w:w="0"/>
         <w:jc w:val="center"/>
         <w:tblLook w:firstColumn="1" w:firstRow="1" w:lastColumn="0" w:lastRow="0" w:noHBand="0" w:noVBand="1" w:val="04A0"/>
+        <w:tblW w:type="pct" w:w="5000"/>
+        <w:tblLayout w:type="autofit"/>
       </w:tblPr>
       <w:tblGrid>
         <w:gridCol w:w="3249"/>
@@ -3484,9 +3487,10 @@
     <w:tbl>
       <w:tblPr>
         <w:tblStyle w:val="TableGrid"/>
-        <w:tblW w:type="auto" w:w="0"/>
         <w:jc w:val="center"/>
         <w:tblLook w:firstColumn="1" w:firstRow="1" w:lastColumn="0" w:lastRow="0" w:noHBand="0" w:noVBand="1" w:val="04A0"/>
+        <w:tblW w:type="pct" w:w="5000"/>
+        <w:tblLayout w:type="autofit"/>
       </w:tblPr>
       <w:tblGrid>
         <w:gridCol w:w="1624"/>
@@ -4491,9 +4495,10 @@
     <w:tbl>
       <w:tblPr>
         <w:tblStyle w:val="TableGrid"/>
-        <w:tblW w:type="auto" w:w="0"/>
         <w:jc w:val="center"/>
         <w:tblLook w:firstColumn="1" w:firstRow="1" w:lastColumn="0" w:lastRow="0" w:noHBand="0" w:noVBand="1" w:val="04A0"/>
+        <w:tblW w:type="pct" w:w="5000"/>
+        <w:tblLayout w:type="autofit"/>
       </w:tblPr>
       <w:tblGrid>
         <w:gridCol w:w="3249"/>
@@ -5076,9 +5081,10 @@
     <w:tbl>
       <w:tblPr>
         <w:tblStyle w:val="TableGrid"/>
-        <w:tblW w:type="auto" w:w="0"/>
         <w:jc w:val="center"/>
         <w:tblLook w:firstColumn="1" w:firstRow="1" w:lastColumn="0" w:lastRow="0" w:noHBand="0" w:noVBand="1" w:val="04A0"/>
+        <w:tblW w:type="pct" w:w="5000"/>
+        <w:tblLayout w:type="autofit"/>
       </w:tblPr>
       <w:tblGrid>
         <w:gridCol w:w="2436"/>
@@ -5921,9 +5927,10 @@
     <w:tbl>
       <w:tblPr>
         <w:tblStyle w:val="TableGrid"/>
-        <w:tblW w:type="auto" w:w="0"/>
         <w:jc w:val="center"/>
         <w:tblLook w:firstColumn="1" w:firstRow="1" w:lastColumn="0" w:lastRow="0" w:noHBand="0" w:noVBand="1" w:val="04A0"/>
+        <w:tblW w:type="pct" w:w="5000"/>
+        <w:tblLayout w:type="autofit"/>
       </w:tblPr>
       <w:tblGrid>
         <w:gridCol w:w="2436"/>
@@ -6781,9 +6788,10 @@
     <w:tbl>
       <w:tblPr>
         <w:tblStyle w:val="TableGrid"/>
-        <w:tblW w:type="auto" w:w="0"/>
         <w:jc w:val="center"/>
         <w:tblLook w:firstColumn="1" w:firstRow="1" w:lastColumn="0" w:lastRow="0" w:noHBand="0" w:noVBand="1" w:val="04A0"/>
+        <w:tblW w:type="pct" w:w="5000"/>
+        <w:tblLayout w:type="autofit"/>
       </w:tblPr>
       <w:tblGrid>
         <w:gridCol w:w="1218"/>
@@ -8049,9 +8057,10 @@
     <w:tbl>
       <w:tblPr>
         <w:tblStyle w:val="TableGrid"/>
-        <w:tblW w:type="auto" w:w="0"/>
         <w:jc w:val="center"/>
         <w:tblLook w:firstColumn="1" w:firstRow="1" w:lastColumn="0" w:lastRow="0" w:noHBand="0" w:noVBand="1" w:val="04A0"/>
+        <w:tblW w:type="pct" w:w="5000"/>
+        <w:tblLayout w:type="autofit"/>
       </w:tblPr>
       <w:tblGrid>
         <w:gridCol w:w="1949"/>

--- a/paper/TranscriptionSync: Phoneme-Aware Real-Time Lip Synchronization for Native-Audio Large Language Models.docx
+++ b/paper/TranscriptionSync: Phoneme-Aware Real-Time Lip Synchronization for Native-Audio Large Language Models.docx
@@ -601,7 +601,20 @@
         <w:rPr>
           <w:sz w:val="21"/>
         </w:rPr>
-        <w:t xml:space="preserve"> heuristics that open the jaw proportionally to signal energy, common in commercial avatar SDKs [22]. Family (i) is inapplicable to native-audio LLMs: there is no synthesizer to query for phoneme schedules, and forced aligners are non-causal. Family (ii) does apply to raw PCM, and recent systems achieve impressive real-time throughput — Livatar-1 reports 0.17 s end-to-end latency on a dedicated NVIDIA A10 [36], and TalkingMachines serves autoregressive diffusion avatars from H100 clusters [37] — but these budgets are incompatible with a consumer desktop assistant; family (ii) also requires training data and produces video rather than retargetable blendshape parameters. Family (iii) is causal and free but produces visibly implausible, single-degree-of-freedom motion. The practical urgency of this gap is evidenced by commercial SDKs that have recently begun shipping undocumented viseme-injection layers for exactly these APIs [38], [39] — without, to our knowledge, any published method description or quantitative evaluation. TranscriptionSync occupies a previously unexplored point in this design space: it restores the articulatory specificity of family (i) in a </w:t>
+        <w:t xml:space="preserve"> heuristics that open the jaw proportionally to signal energy, common in commercial avatar SDKs [22]. Family (i) is inapplicable to native-audio LLMs: the model </w:t>
+      </w:r>
+      <w:r>
+        <w:rPr>
+          <w:i/>
+          <w:sz w:val="21"/>
+        </w:rPr>
+        <w:t>is</w:t>
+      </w:r>
+      <w:r>
+        <w:rPr>
+          <w:sz w:val="21"/>
+        </w:rPr>
+        <w:t xml:space="preserve"> the synthesizer — speech is generated inside the LLM with no separate TTS stage that could emit a phoneme schedule or a word/viseme-timing stream alongside the audio, as streaming-TTS avatar pipelines do — and forced aligners that might recover such timing post hoc are non-causal. Family (ii) does apply to raw PCM, and recent systems achieve impressive real-time throughput — Livatar-1 reports 0.17 s end-to-end latency on a dedicated NVIDIA A10 [36], and TalkingMachines serves autoregressive diffusion avatars from H100 clusters [37] — but these budgets are incompatible with a consumer desktop assistant; family (ii) also requires training data and produces video rather than retargetable blendshape parameters. Family (iii) is causal and free but produces visibly implausible, single-degree-of-freedom motion; it is nonetheless what most deployed real-time avatar SDKs use — mapping the audio's spectral energy directly to mouth opening — and is the class our evaluation represents with the AMP lower anchor. The practical urgency of this gap is evidenced by commercial SDKs that have recently begun shipping undocumented viseme-injection layers for exactly these APIs [38], [39] — without, to our knowledge, any published method description or quantitative evaluation. TranscriptionSync occupies a previously unexplored point in this design space: it restores the articulatory specificity of family (i) in a </w:t>
       </w:r>
       <w:r>
         <w:rPr>
